--- a/Portfolio-Content.docx
+++ b/Portfolio-Content.docx
@@ -105,7 +105,7 @@
         <w:spacing w:after="120"/>
       </w:pPr>
       <w:r>
-        <w:t xml:space="preserve">Email: cmabijeshbj@gmail.com</w:t>
+        <w:t xml:space="preserve">Email: cmabijesh.ae@gmail.com</w:t>
       </w:r>
     </w:p>
     <w:p>
@@ -936,7 +936,7 @@
         <w:spacing w:after="120"/>
       </w:pPr>
       <w:r>
-        <w:t xml:space="preserve">Email: cmabijeshbj@gmail.com</w:t>
+        <w:t xml:space="preserve">Email: cmabijesh.ae@gmail.com</w:t>
       </w:r>
     </w:p>
     <w:p>
